--- a/zaini_case_audit_output/outputs/word/documents/038_ملحق تنازل الشيخ احمد زيني عن كامل حصصه الى الشيخ اسامة في شركة احمد زيني التجار.docx
+++ b/zaini_case_audit_output/outputs/word/documents/038_ملحق تنازل الشيخ احمد زيني عن كامل حصصه الى الشيخ اسامة في شركة احمد زيني التجار.docx
@@ -10,20 +10,6 @@
       </w:pPr>
       <w:r>
         <w:t>ملحق تنازل الشيخ احمد زيني عن كامل حصصه الى الشيخ اسامة في شركة احمد زيني التجارية ـ 16-10-1431.pdf</w:t>
-      </w:r>
-    </w:p>
-    <w:p>
-      <w:pPr>
-        <w:jc w:val="right"/>
-        <w:bidi/>
-      </w:pPr>
-      <w:r>
-        <w:rPr>
-          <w:b w:val="0"/>
-          <w:i/>
-          <w:color w:val="555555"/>
-        </w:rPr>
-        <w:t>الرقم: 38 | النوع: عقد / اتفاقية | التاريخ: 16-10-1431 | القسم: أ. المجلد الرئيسي للقضية</w:t>
       </w:r>
     </w:p>
     <w:p>
@@ -51,6 +37,91 @@
           <w:i/>
         </w:rPr>
         <w:t>[مخرج آلي / Script Output - سماوي]  [مخرج آلي يحتاج مراجعة بشرية - وردي]</w:t>
+      </w:r>
+    </w:p>
+    <w:p>
+      <w:pPr>
+        <w:pStyle w:val="Heading2"/>
+        <w:jc w:val="right"/>
+        <w:bidi/>
+      </w:pPr>
+      <w:r>
+        <w:t>بطاقة تعريف المستند</w:t>
+      </w:r>
+    </w:p>
+    <w:p>
+      <w:pPr>
+        <w:jc w:val="right"/>
+        <w:bidi/>
+      </w:pPr>
+      <w:r>
+        <w:rPr>
+          <w:b/>
+        </w:rPr>
+        <w:t xml:space="preserve">نوع المستند: </w:t>
+      </w:r>
+      <w:r>
+        <w:t>عقد / اتفاقية</w:t>
+      </w:r>
+    </w:p>
+    <w:p>
+      <w:pPr>
+        <w:jc w:val="right"/>
+        <w:bidi/>
+      </w:pPr>
+      <w:r>
+        <w:rPr>
+          <w:b/>
+        </w:rPr>
+        <w:t xml:space="preserve">الجهة المصدِرة: </w:t>
+      </w:r>
+      <w:r>
+        <w:t>وزارة العدل</w:t>
+      </w:r>
+    </w:p>
+    <w:p>
+      <w:pPr>
+        <w:jc w:val="right"/>
+        <w:bidi/>
+      </w:pPr>
+      <w:r>
+        <w:rPr>
+          <w:b/>
+        </w:rPr>
+        <w:t xml:space="preserve">التاريخ: </w:t>
+      </w:r>
+      <w:r>
+        <w:t>16-10-1431</w:t>
+      </w:r>
+    </w:p>
+    <w:p>
+      <w:pPr>
+        <w:jc w:val="right"/>
+        <w:bidi/>
+      </w:pPr>
+      <w:r>
+        <w:rPr>
+          <w:b/>
+        </w:rPr>
+        <w:t xml:space="preserve">الأطراف: </w:t>
+      </w:r>
+      <w:r>
+        <w:t>أسامة زيني، أحمد زيني (المورّث)</w:t>
+      </w:r>
+    </w:p>
+    <w:p>
+      <w:pPr>
+        <w:jc w:val="right"/>
+        <w:bidi/>
+      </w:pPr>
+      <w:r>
+        <w:rPr>
+          <w:b/>
+        </w:rPr>
+        <w:t xml:space="preserve">مبالغ بارزة: </w:t>
+      </w:r>
+      <w:r>
+        <w:t>500,000، 450,000، 1,000 ريال</w:t>
       </w:r>
     </w:p>
     <w:p/>
